--- a/practice/data/theory/jungol/01_초등/3주차/2026년_3차_초등_수업_학생용_2019-2025.docx
+++ b/practice/data/theory/jungol/01_초등/3주차/2026년_3차_초등_수업_학생용_2019-2025.docx
@@ -1,12 +1,14 @@
 
 <file path=word/document.xml><?xml version="1.0" encoding="utf-8"?>
-<w:document xmlns:wpc="http://schemas.microsoft.com/office/word/2010/wordprocessingCanvas" xmlns:cx="http://schemas.microsoft.com/office/drawing/2014/chartex" xmlns:cx1="http://schemas.microsoft.com/office/drawing/2015/9/8/chartex" xmlns:mc="http://schemas.openxmlformats.org/markup-compatibility/2006" xmlns:o="urn:schemas-microsoft-com:office:office" xmlns:r="http://schemas.openxmlformats.org/officeDocument/2006/relationships" xmlns:m="http://schemas.openxmlformats.org/officeDocument/2006/math" xmlns:v="urn:schemas-microsoft-com:vml" xmlns:wp14="http://schemas.microsoft.com/office/word/2010/wordprocessingDrawing" xmlns:wp="http://schemas.openxmlformats.org/drawingml/2006/wordprocessingDrawing" xmlns:w10="urn:schemas-microsoft-com:office:word" xmlns:w="http://schemas.openxmlformats.org/wordprocessingml/2006/main" xmlns:w14="http://schemas.microsoft.com/office/word/2010/wordml" xmlns:w15="http://schemas.microsoft.com/office/word/2012/wordml" xmlns:w16se="http://schemas.microsoft.com/office/word/2015/wordml/symex" xmlns:wpg="http://schemas.microsoft.com/office/word/2010/wordprocessingGroup" xmlns:wpi="http://schemas.microsoft.com/office/word/2010/wordprocessingInk" xmlns:wne="http://schemas.microsoft.com/office/word/2006/wordml" xmlns:wps="http://schemas.microsoft.com/office/word/2010/wordprocessingShape" mc:Ignorable="w14 w15 w16se wp14">
+<w:document xmlns:wpc="http://schemas.microsoft.com/office/word/2010/wordprocessingCanvas" xmlns:cx="http://schemas.microsoft.com/office/drawing/2014/chartex" xmlns:mc="http://schemas.openxmlformats.org/markup-compatibility/2006" xmlns:o="urn:schemas-microsoft-com:office:office" xmlns:r="http://schemas.openxmlformats.org/officeDocument/2006/relationships" xmlns:m="http://schemas.openxmlformats.org/officeDocument/2006/math" xmlns:v="urn:schemas-microsoft-com:vml" xmlns:wp14="http://schemas.microsoft.com/office/word/2010/wordprocessingDrawing" xmlns:wp="http://schemas.openxmlformats.org/drawingml/2006/wordprocessingDrawing" xmlns:w10="urn:schemas-microsoft-com:office:word" xmlns:w="http://schemas.openxmlformats.org/wordprocessingml/2006/main" xmlns:w14="http://schemas.microsoft.com/office/word/2010/wordml" xmlns:w15="http://schemas.microsoft.com/office/word/2012/wordml" xmlns:w16se="http://schemas.microsoft.com/office/word/2015/wordml/symex" xmlns:wpg="http://schemas.microsoft.com/office/word/2010/wordprocessingGroup" xmlns:wpi="http://schemas.microsoft.com/office/word/2010/wordprocessingInk" xmlns:wne="http://schemas.microsoft.com/office/word/2006/wordml" xmlns:wps="http://schemas.microsoft.com/office/word/2010/wordprocessingShape" mc:Ignorable="w14 w15 w16se wp14">
   <w:body>
     <w:p>
       <w:pPr>
         <w:pStyle w:val="ad"/>
         <w:spacing w:before="200" w:beforeAutospacing="0" w:after="200" w:afterAutospacing="0"/>
       </w:pPr>
+      <w:bookmarkStart w:id="0" w:name="_GoBack"/>
+      <w:bookmarkEnd w:id="0"/>
       <w:r>
         <w:rPr>
           <w:rFonts w:ascii="Consolas" w:hAnsi="Consolas" w:hint="eastAsia"/>
@@ -322,6 +324,7 @@
         </w:rPr>
         <w:t xml:space="preserve"> </w:t>
       </w:r>
+      <w:proofErr w:type="gramStart"/>
       <w:r>
         <w:rPr>
           <w:rFonts w:ascii="Consolas" w:hAnsi="Consolas"/>
@@ -338,7 +341,17 @@
           <w:sz w:val="20"/>
           <w:szCs w:val="20"/>
         </w:rPr>
-        <w:t xml:space="preserve"> : </w:t>
+        <w:t xml:space="preserve"> :</w:t>
+      </w:r>
+      <w:proofErr w:type="gramEnd"/>
+      <w:r>
+        <w:rPr>
+          <w:rFonts w:ascii="Consolas" w:hAnsi="Consolas"/>
+          <w:color w:val="000000"/>
+          <w:sz w:val="20"/>
+          <w:szCs w:val="20"/>
+        </w:rPr>
+        <w:t xml:space="preserve"> </w:t>
       </w:r>
       <w:r>
         <w:rPr>
@@ -536,6 +549,7 @@
         </w:rPr>
         <w:t>”</w:t>
       </w:r>
+      <w:proofErr w:type="spellStart"/>
       <w:r>
         <w:rPr>
           <w:rFonts w:ascii="Consolas" w:hAnsi="Consolas"/>
@@ -545,6 +559,7 @@
         </w:rPr>
         <w:t>으로</w:t>
       </w:r>
+      <w:proofErr w:type="spellEnd"/>
       <w:r>
         <w:rPr>
           <w:rFonts w:ascii="Consolas" w:hAnsi="Consolas"/>
@@ -625,6 +640,7 @@
         </w:rPr>
         <w:t xml:space="preserve"> </w:t>
       </w:r>
+      <w:proofErr w:type="gramStart"/>
       <w:r>
         <w:rPr>
           <w:rFonts w:ascii="Consolas" w:hAnsi="Consolas"/>
@@ -641,7 +657,17 @@
           <w:sz w:val="20"/>
           <w:szCs w:val="20"/>
         </w:rPr>
-        <w:t xml:space="preserve"> : </w:t>
+        <w:t xml:space="preserve"> :</w:t>
+      </w:r>
+      <w:proofErr w:type="gramEnd"/>
+      <w:r>
+        <w:rPr>
+          <w:rFonts w:ascii="Consolas" w:hAnsi="Consolas"/>
+          <w:color w:val="000000"/>
+          <w:sz w:val="20"/>
+          <w:szCs w:val="20"/>
+        </w:rPr>
+        <w:t xml:space="preserve"> </w:t>
       </w:r>
       <w:r>
         <w:rPr>
@@ -959,8 +985,21 @@
           <w:sz w:val="20"/>
           <w:szCs w:val="20"/>
         </w:rPr>
-        <w:t xml:space="preserve"> a~z</w:t>
-      </w:r>
+        <w:t xml:space="preserve"> </w:t>
+      </w:r>
+      <w:proofErr w:type="spellStart"/>
+      <w:r>
+        <w:rPr>
+          <w:rFonts w:ascii="Consolas" w:hAnsi="Consolas"/>
+          <w:b/>
+          <w:bCs/>
+          <w:color w:val="000000"/>
+          <w:sz w:val="20"/>
+          <w:szCs w:val="20"/>
+        </w:rPr>
+        <w:t>a~z</w:t>
+      </w:r>
+      <w:proofErr w:type="spellEnd"/>
       <w:r>
         <w:rPr>
           <w:rFonts w:ascii="Consolas" w:hAnsi="Consolas"/>
@@ -1127,6 +1166,7 @@
         </w:rPr>
         <w:t xml:space="preserve"> </w:t>
       </w:r>
+      <w:proofErr w:type="spellStart"/>
       <w:r>
         <w:rPr>
           <w:rFonts w:ascii="Consolas" w:hAnsi="Consolas"/>
@@ -1136,6 +1176,7 @@
         </w:rPr>
         <w:t>글자만을</w:t>
       </w:r>
+      <w:proofErr w:type="spellEnd"/>
       <w:r>
         <w:rPr>
           <w:rFonts w:ascii="Consolas" w:hAnsi="Consolas"/>
@@ -1181,6 +1222,7 @@
         </w:rPr>
         <w:t xml:space="preserve"> </w:t>
       </w:r>
+      <w:proofErr w:type="gramStart"/>
       <w:r>
         <w:rPr>
           <w:rFonts w:ascii="Consolas" w:hAnsi="Consolas"/>
@@ -1197,7 +1239,17 @@
           <w:sz w:val="20"/>
           <w:szCs w:val="20"/>
         </w:rPr>
-        <w:t xml:space="preserve"> : 36</w:t>
+        <w:t xml:space="preserve"> :</w:t>
+      </w:r>
+      <w:proofErr w:type="gramEnd"/>
+      <w:r>
+        <w:rPr>
+          <w:rFonts w:ascii="Consolas" w:hAnsi="Consolas"/>
+          <w:color w:val="000000"/>
+          <w:sz w:val="20"/>
+          <w:szCs w:val="20"/>
+        </w:rPr>
+        <w:t xml:space="preserve"> 36</w:t>
       </w:r>
       <w:r>
         <w:rPr>
@@ -1378,6 +1430,7 @@
         </w:rPr>
         <w:t xml:space="preserve"> </w:t>
       </w:r>
+      <w:proofErr w:type="gramStart"/>
       <w:r>
         <w:rPr>
           <w:rFonts w:ascii="Consolas" w:hAnsi="Consolas"/>
@@ -1394,7 +1447,17 @@
           <w:sz w:val="20"/>
           <w:szCs w:val="20"/>
         </w:rPr>
-        <w:t xml:space="preserve"> : 260</w:t>
+        <w:t xml:space="preserve"> :</w:t>
+      </w:r>
+      <w:proofErr w:type="gramEnd"/>
+      <w:r>
+        <w:rPr>
+          <w:rFonts w:ascii="Consolas" w:hAnsi="Consolas"/>
+          <w:color w:val="000000"/>
+          <w:sz w:val="20"/>
+          <w:szCs w:val="20"/>
+        </w:rPr>
+        <w:t xml:space="preserve"> 260</w:t>
       </w:r>
       <w:r>
         <w:rPr>
@@ -1601,7 +1664,15 @@
       </w:r>
       <w:r>
         <w:br/>
-        <w:t>빵집에서 크루아상 또는 식빵을 선택할 수 있어요.</w:t>
+        <w:t xml:space="preserve">빵집에서 </w:t>
+      </w:r>
+      <w:proofErr w:type="spellStart"/>
+      <w:r>
+        <w:t>크루아상</w:t>
+      </w:r>
+      <w:proofErr w:type="spellEnd"/>
+      <w:r>
+        <w:t xml:space="preserve"> 또는 식빵을 선택할 수 있어요.</w:t>
       </w:r>
       <w:r>
         <w:t xml:space="preserve"> (</w:t>
@@ -1624,12 +1695,14 @@
         </w:numPr>
         <w:spacing w:before="100" w:beforeAutospacing="1" w:after="100" w:afterAutospacing="1" w:line="240" w:lineRule="auto"/>
       </w:pPr>
+      <w:proofErr w:type="spellStart"/>
       <w:r>
         <w:rPr>
           <w:rStyle w:val="a8"/>
         </w:rPr>
         <w:t>크루아상</w:t>
       </w:r>
+      <w:proofErr w:type="spellEnd"/>
       <w:r>
         <w:rPr>
           <w:rStyle w:val="a8"/>
@@ -1657,9 +1730,11 @@
       <w:r>
         <w:t xml:space="preserve">, </w:t>
       </w:r>
+      <w:proofErr w:type="spellStart"/>
       <w:r>
         <w:t>초코</w:t>
       </w:r>
+      <w:proofErr w:type="spellEnd"/>
       <w:r>
         <w:t xml:space="preserve">, </w:t>
       </w:r>
@@ -1711,9 +1786,11 @@
       <w:r>
         <w:t xml:space="preserve"> (</w:t>
       </w:r>
+      <w:proofErr w:type="spellStart"/>
       <w:r>
         <w:t>흑미</w:t>
       </w:r>
+      <w:proofErr w:type="spellEnd"/>
       <w:r>
         <w:t xml:space="preserve">, </w:t>
       </w:r>
@@ -1741,11 +1818,19 @@
       <w:r>
         <w:t xml:space="preserve"> </w:t>
       </w:r>
+      <w:proofErr w:type="spellStart"/>
       <w:r>
         <w:rPr>
           <w:rStyle w:val="a8"/>
         </w:rPr>
-        <w:t>크루아상 또는 식빵을 선택하는 방법</w:t>
+        <w:t>크루아상</w:t>
+      </w:r>
+      <w:proofErr w:type="spellEnd"/>
+      <w:r>
+        <w:rPr>
+          <w:rStyle w:val="a8"/>
+        </w:rPr>
+        <w:t xml:space="preserve"> 또는 식빵을 선택하는 방법</w:t>
       </w:r>
       <w:r>
         <w:rPr>
@@ -1770,6 +1855,7 @@
           <w:bCs/>
         </w:rPr>
       </w:pPr>
+      <w:proofErr w:type="spellStart"/>
       <w:r>
         <w:rPr>
           <w:rStyle w:val="a8"/>
@@ -1777,7 +1863,17 @@
           <w:b w:val="0"/>
           <w:bCs w:val="0"/>
         </w:rPr>
-        <w:t xml:space="preserve">크루아상을 선택하는 방법 </w:t>
+        <w:t>크루아상을</w:t>
+      </w:r>
+      <w:proofErr w:type="spellEnd"/>
+      <w:r>
+        <w:rPr>
+          <w:rStyle w:val="a8"/>
+          <w:rFonts w:hint="eastAsia"/>
+          <w:b w:val="0"/>
+          <w:bCs w:val="0"/>
+        </w:rPr>
+        <w:t xml:space="preserve"> 선택하는 방법 </w:t>
       </w:r>
       <w:r>
         <w:rPr>
@@ -1917,7 +2013,21 @@
         <w:rPr>
           <w:rFonts w:hint="eastAsia"/>
         </w:rPr>
-        <w:t>상,하 모두 입고 나간다</w:t>
+        <w:t>상</w:t>
+      </w:r>
+      <w:proofErr w:type="gramStart"/>
+      <w:r>
+        <w:rPr>
+          <w:rFonts w:hint="eastAsia"/>
+        </w:rPr>
+        <w:t>,하</w:t>
+      </w:r>
+      <w:proofErr w:type="gramEnd"/>
+      <w:r>
+        <w:rPr>
+          <w:rFonts w:hint="eastAsia"/>
+        </w:rPr>
+        <w:t xml:space="preserve"> 모두 입고 나간다</w:t>
       </w:r>
       <w:r>
         <w:t>)</w:t>
@@ -2030,9 +2140,11 @@
       <w:r>
         <w:t xml:space="preserve">, </w:t>
       </w:r>
+      <w:proofErr w:type="spellStart"/>
       <w:r>
         <w:t>슬랙스</w:t>
       </w:r>
+      <w:proofErr w:type="spellEnd"/>
       <w:r>
         <w:t xml:space="preserve">, </w:t>
       </w:r>
@@ -2309,13 +2421,28 @@
           <w:rStyle w:val="a8"/>
           <w:rFonts w:hint="eastAsia"/>
         </w:rPr>
-        <w:t>의 이동방법</w:t>
-      </w:r>
+        <w:t xml:space="preserve">의 </w:t>
+      </w:r>
+      <w:proofErr w:type="spellStart"/>
       <w:r>
         <w:rPr>
           <w:rStyle w:val="a8"/>
-        </w:rPr>
-        <w:t>만 선택하려고 한다.</w:t>
+          <w:rFonts w:hint="eastAsia"/>
+        </w:rPr>
+        <w:t>이동방법</w:t>
+      </w:r>
+      <w:r>
+        <w:rPr>
+          <w:rStyle w:val="a8"/>
+        </w:rPr>
+        <w:t>만</w:t>
+      </w:r>
+      <w:proofErr w:type="spellEnd"/>
+      <w:r>
+        <w:rPr>
+          <w:rStyle w:val="a8"/>
+        </w:rPr>
+        <w:t xml:space="preserve"> 선택하려고 한다.</w:t>
       </w:r>
     </w:p>
     <w:p>
@@ -2524,12 +2651,21 @@
         </w:rPr>
         <w:t xml:space="preserve">는 모든 </w:t>
       </w:r>
+      <w:proofErr w:type="spellStart"/>
       <w:r>
         <w:rPr>
           <w:rStyle w:val="a8"/>
           <w:rFonts w:hint="eastAsia"/>
         </w:rPr>
-        <w:t>이동방법 선택하여 이동</w:t>
+        <w:t>이동방법</w:t>
+      </w:r>
+      <w:proofErr w:type="spellEnd"/>
+      <w:r>
+        <w:rPr>
+          <w:rStyle w:val="a8"/>
+          <w:rFonts w:hint="eastAsia"/>
+        </w:rPr>
+        <w:t xml:space="preserve"> 선택하여 이동</w:t>
       </w:r>
       <w:r>
         <w:rPr>
@@ -3156,7 +3292,23 @@
           <w:rFonts w:asciiTheme="minorEastAsia" w:hAnsiTheme="minorEastAsia" w:cs="Consolas" w:hint="eastAsia"/>
           <w:sz w:val="24"/>
         </w:rPr>
-        <w:t>게임을 조금 어렵게 만들기 위해서 두 자연수 N, M을 정해서, N부터 M까지 순서대로 말하거나 박수치도록 한다.</w:t>
+        <w:t xml:space="preserve">게임을 조금 어렵게 만들기 위해서 두 자연수 N, M을 정해서, N부터 M까지 순서대로 말하거나 </w:t>
+      </w:r>
+      <w:proofErr w:type="spellStart"/>
+      <w:r>
+        <w:rPr>
+          <w:rFonts w:asciiTheme="minorEastAsia" w:hAnsiTheme="minorEastAsia" w:cs="Consolas" w:hint="eastAsia"/>
+          <w:sz w:val="24"/>
+        </w:rPr>
+        <w:t>박수치도록</w:t>
+      </w:r>
+      <w:proofErr w:type="spellEnd"/>
+      <w:r>
+        <w:rPr>
+          <w:rFonts w:asciiTheme="minorEastAsia" w:hAnsiTheme="minorEastAsia" w:cs="Consolas" w:hint="eastAsia"/>
+          <w:sz w:val="24"/>
+        </w:rPr>
+        <w:t xml:space="preserve"> 한다.</w:t>
       </w:r>
       <w:r>
         <w:rPr>
@@ -3514,7 +3666,61 @@
           <w:szCs w:val="24"/>
         </w:rPr>
         <w:lastRenderedPageBreak/>
-        <w:t>오른쪽부터 거꾸로 읽어도 원래의 것과 같이 읽히는 문자열을 회문이라 부른다. 예를 들어, "a", "noon", "level"은 회문이다. 영문 알파벳 세 개 {a, b, c}로 만들 수 있는 9글자 길이의 회문은 총 몇 가지일까?</w:t>
+        <w:t xml:space="preserve">오른쪽부터 거꾸로 읽어도 원래의 것과 같이 읽히는 문자열을 </w:t>
+      </w:r>
+      <w:proofErr w:type="spellStart"/>
+      <w:r>
+        <w:rPr>
+          <w:rFonts w:asciiTheme="minorHAnsi" w:eastAsiaTheme="minorHAnsi" w:hAnsiTheme="minorHAnsi" w:cs="맑은 고딕" w:hint="eastAsia"/>
+          <w:sz w:val="24"/>
+          <w:szCs w:val="24"/>
+        </w:rPr>
+        <w:t>회문이라</w:t>
+      </w:r>
+      <w:proofErr w:type="spellEnd"/>
+      <w:r>
+        <w:rPr>
+          <w:rFonts w:asciiTheme="minorHAnsi" w:eastAsiaTheme="minorHAnsi" w:hAnsiTheme="minorHAnsi" w:cs="맑은 고딕" w:hint="eastAsia"/>
+          <w:sz w:val="24"/>
+          <w:szCs w:val="24"/>
+        </w:rPr>
+        <w:t xml:space="preserve"> 부른다. 예를 들어, "a", "noon", "level"은 </w:t>
+      </w:r>
+      <w:proofErr w:type="spellStart"/>
+      <w:r>
+        <w:rPr>
+          <w:rFonts w:asciiTheme="minorHAnsi" w:eastAsiaTheme="minorHAnsi" w:hAnsiTheme="minorHAnsi" w:cs="맑은 고딕" w:hint="eastAsia"/>
+          <w:sz w:val="24"/>
+          <w:szCs w:val="24"/>
+        </w:rPr>
+        <w:t>회문이다</w:t>
+      </w:r>
+      <w:proofErr w:type="spellEnd"/>
+      <w:r>
+        <w:rPr>
+          <w:rFonts w:asciiTheme="minorHAnsi" w:eastAsiaTheme="minorHAnsi" w:hAnsiTheme="minorHAnsi" w:cs="맑은 고딕" w:hint="eastAsia"/>
+          <w:sz w:val="24"/>
+          <w:szCs w:val="24"/>
+        </w:rPr>
+        <w:t xml:space="preserve">. 영문 알파벳 세 개 {a, b, c}로 만들 수 있는 9글자 길이의 </w:t>
+      </w:r>
+      <w:proofErr w:type="spellStart"/>
+      <w:r>
+        <w:rPr>
+          <w:rFonts w:asciiTheme="minorHAnsi" w:eastAsiaTheme="minorHAnsi" w:hAnsiTheme="minorHAnsi" w:cs="맑은 고딕" w:hint="eastAsia"/>
+          <w:sz w:val="24"/>
+          <w:szCs w:val="24"/>
+        </w:rPr>
+        <w:t>회문은</w:t>
+      </w:r>
+      <w:proofErr w:type="spellEnd"/>
+      <w:r>
+        <w:rPr>
+          <w:rFonts w:asciiTheme="minorHAnsi" w:eastAsiaTheme="minorHAnsi" w:hAnsiTheme="minorHAnsi" w:cs="맑은 고딕" w:hint="eastAsia"/>
+          <w:sz w:val="24"/>
+          <w:szCs w:val="24"/>
+        </w:rPr>
+        <w:t xml:space="preserve"> 총 몇 가지일까?</w:t>
       </w:r>
     </w:p>
     <w:tbl>
@@ -3950,6 +4156,7 @@
         </w:rPr>
         <w:t xml:space="preserve"> </w:t>
       </w:r>
+      <w:proofErr w:type="spellStart"/>
       <w:r>
         <w:rPr>
           <w:rFonts w:ascii="맑은 고딕" w:eastAsia="맑은 고딕" w:hAnsi="맑은 고딕" w:cs="맑은 고딕" w:hint="eastAsia"/>
@@ -3958,6 +4165,7 @@
         </w:rPr>
         <w:t>입력받아</w:t>
       </w:r>
+      <w:proofErr w:type="spellEnd"/>
       <w:r>
         <w:rPr>
           <w:rFonts w:ascii="Consolas" w:eastAsia="Consolas" w:hAnsi="Consolas" w:cs="Consolas" w:hint="eastAsia"/>
@@ -4121,6 +4329,7 @@
         </w:rPr>
         <w:t xml:space="preserve"> </w:t>
       </w:r>
+      <w:proofErr w:type="spellStart"/>
       <w:r>
         <w:rPr>
           <w:rFonts w:ascii="맑은 고딕" w:eastAsia="맑은 고딕" w:hAnsi="맑은 고딕" w:cs="맑은 고딕" w:hint="eastAsia"/>
@@ -4129,6 +4338,7 @@
         </w:rPr>
         <w:t>입력받은</w:t>
       </w:r>
+      <w:proofErr w:type="spellEnd"/>
       <w:r>
         <w:rPr>
           <w:rFonts w:ascii="Consolas" w:eastAsia="Consolas" w:hAnsi="Consolas" w:cs="Consolas"/>
@@ -5228,6 +5438,7 @@
         </w:rPr>
         <w:t>개인가</w:t>
       </w:r>
+      <w:proofErr w:type="gramStart"/>
       <w:r>
         <w:rPr>
           <w:rFonts w:ascii="Consolas" w:eastAsia="Consolas" w:hAnsi="Consolas" w:cs="Consolas" w:hint="eastAsia"/>
@@ -5236,6 +5447,7 @@
         </w:rPr>
         <w:t>??</w:t>
       </w:r>
+      <w:proofErr w:type="gramEnd"/>
       <w:r>
         <w:rPr>
           <w:rFonts w:ascii="Consolas" w:eastAsia="Consolas" w:hAnsi="Consolas" w:cs="Consolas"/>
@@ -6338,7 +6550,14 @@
         <w:rPr>
           <w:rStyle w:val="a8"/>
         </w:rPr>
-        <w:t xml:space="preserve"> 2</w:t>
+        <w:t xml:space="preserve"> </w:t>
+      </w:r>
+      <w:proofErr w:type="gramStart"/>
+      <w:r>
+        <w:rPr>
+          <w:rStyle w:val="a8"/>
+        </w:rPr>
+        <w:t>2</w:t>
       </w:r>
       <w:r>
         <w:rPr>
@@ -6374,6 +6593,7 @@
         </w:rPr>
         <w:t>번째</w:t>
       </w:r>
+      <w:proofErr w:type="gramEnd"/>
       <w:r>
         <w:rPr>
           <w:rStyle w:val="a8"/>
@@ -6433,6 +6653,7 @@
       <w:pPr>
         <w:spacing w:line="240" w:lineRule="auto"/>
       </w:pPr>
+      <w:proofErr w:type="spellStart"/>
       <w:r>
         <w:rPr>
           <w:rFonts w:hint="eastAsia"/>
@@ -6445,6 +6666,7 @@
         </w:rPr>
         <w:t>자리</w:t>
       </w:r>
+      <w:proofErr w:type="spellEnd"/>
       <w:r>
         <w:rPr>
           <w:rFonts w:hint="eastAsia"/>
@@ -6558,17 +6780,24 @@
       <w:pPr>
         <w:spacing w:line="240" w:lineRule="auto"/>
       </w:pPr>
+      <w:proofErr w:type="spellStart"/>
       <w:r>
         <w:rPr>
           <w:rFonts w:hint="eastAsia"/>
         </w:rPr>
         <w:t>가지수</w:t>
       </w:r>
+      <w:proofErr w:type="spellEnd"/>
       <w:r>
         <w:t xml:space="preserve">    </w:t>
       </w:r>
-      <w:r>
-        <w:t>( 5 )</w:t>
+      <w:proofErr w:type="gramStart"/>
+      <w:r>
+        <w:t>( 5</w:t>
+      </w:r>
+      <w:proofErr w:type="gramEnd"/>
+      <w:r>
+        <w:t xml:space="preserve"> )</w:t>
       </w:r>
       <w:r>
         <w:rPr>
@@ -6649,6 +6878,7 @@
           <w:szCs w:val="24"/>
         </w:rPr>
       </w:pPr>
+      <w:proofErr w:type="gramStart"/>
       <w:r>
         <w:rPr>
           <w:rFonts w:ascii="굴림" w:eastAsia="굴림" w:hAnsi="Symbol" w:cs="굴림"/>
@@ -6679,7 +6909,16 @@
           <w:sz w:val="24"/>
           <w:szCs w:val="24"/>
         </w:rPr>
-        <w:t xml:space="preserve">첫 번째 자리: 5명 중 1명 선택 → </w:t>
+        <w:t>첫</w:t>
+      </w:r>
+      <w:proofErr w:type="gramEnd"/>
+      <w:r>
+        <w:rPr>
+          <w:rFonts w:ascii="굴림" w:eastAsia="굴림" w:hAnsi="굴림" w:cs="굴림"/>
+          <w:sz w:val="24"/>
+          <w:szCs w:val="24"/>
+        </w:rPr>
+        <w:t xml:space="preserve"> 번째 자리: 5명 중 1명 선택 → </w:t>
       </w:r>
       <w:r>
         <w:rPr>
@@ -6702,6 +6941,7 @@
           <w:szCs w:val="24"/>
         </w:rPr>
       </w:pPr>
+      <w:proofErr w:type="gramStart"/>
       <w:r>
         <w:rPr>
           <w:rFonts w:ascii="굴림" w:eastAsia="굴림" w:hAnsi="Symbol" w:cs="굴림"/>
@@ -6716,7 +6956,16 @@
           <w:sz w:val="24"/>
           <w:szCs w:val="24"/>
         </w:rPr>
-        <w:t xml:space="preserve">  두 번째 자리: 남은 4명 중 1명 선택 → </w:t>
+        <w:t xml:space="preserve">  두</w:t>
+      </w:r>
+      <w:proofErr w:type="gramEnd"/>
+      <w:r>
+        <w:rPr>
+          <w:rFonts w:ascii="굴림" w:eastAsia="굴림" w:hAnsi="굴림" w:cs="굴림"/>
+          <w:sz w:val="24"/>
+          <w:szCs w:val="24"/>
+        </w:rPr>
+        <w:t xml:space="preserve"> 번째 자리: 남은 4명 중 1명 선택 → </w:t>
       </w:r>
       <w:r>
         <w:rPr>
@@ -6739,6 +6988,7 @@
           <w:szCs w:val="24"/>
         </w:rPr>
       </w:pPr>
+      <w:proofErr w:type="gramStart"/>
       <w:r>
         <w:rPr>
           <w:rFonts w:ascii="굴림" w:eastAsia="굴림" w:hAnsi="Symbol" w:cs="굴림"/>
@@ -6753,7 +7003,16 @@
           <w:sz w:val="24"/>
           <w:szCs w:val="24"/>
         </w:rPr>
-        <w:t xml:space="preserve">  세 번째 자리: 남은 3명 중 1명 선택 → </w:t>
+        <w:t xml:space="preserve">  세</w:t>
+      </w:r>
+      <w:proofErr w:type="gramEnd"/>
+      <w:r>
+        <w:rPr>
+          <w:rFonts w:ascii="굴림" w:eastAsia="굴림" w:hAnsi="굴림" w:cs="굴림"/>
+          <w:sz w:val="24"/>
+          <w:szCs w:val="24"/>
+        </w:rPr>
+        <w:t xml:space="preserve"> 번째 자리: 남은 3명 중 1명 선택 → </w:t>
       </w:r>
       <w:r>
         <w:rPr>
@@ -6776,6 +7035,7 @@
           <w:szCs w:val="24"/>
         </w:rPr>
       </w:pPr>
+      <w:proofErr w:type="gramStart"/>
       <w:r>
         <w:rPr>
           <w:rFonts w:ascii="굴림" w:eastAsia="굴림" w:hAnsi="Symbol" w:cs="굴림"/>
@@ -6790,7 +7050,16 @@
           <w:sz w:val="24"/>
           <w:szCs w:val="24"/>
         </w:rPr>
-        <w:t xml:space="preserve">  네 번째 자리: 남은 2명 중 1명 선택 → </w:t>
+        <w:t xml:space="preserve">  네</w:t>
+      </w:r>
+      <w:proofErr w:type="gramEnd"/>
+      <w:r>
+        <w:rPr>
+          <w:rFonts w:ascii="굴림" w:eastAsia="굴림" w:hAnsi="굴림" w:cs="굴림"/>
+          <w:sz w:val="24"/>
+          <w:szCs w:val="24"/>
+        </w:rPr>
+        <w:t xml:space="preserve"> 번째 자리: 남은 2명 중 1명 선택 → </w:t>
       </w:r>
       <w:r>
         <w:rPr>
@@ -6813,6 +7082,7 @@
           <w:szCs w:val="24"/>
         </w:rPr>
       </w:pPr>
+      <w:proofErr w:type="gramStart"/>
       <w:r>
         <w:rPr>
           <w:rFonts w:ascii="굴림" w:eastAsia="굴림" w:hAnsi="Symbol" w:cs="굴림"/>
@@ -6827,7 +7097,16 @@
           <w:sz w:val="24"/>
           <w:szCs w:val="24"/>
         </w:rPr>
-        <w:t xml:space="preserve">  다섯 번째 자리: 남은 1명 선택 → </w:t>
+        <w:t xml:space="preserve">  다섯</w:t>
+      </w:r>
+      <w:proofErr w:type="gramEnd"/>
+      <w:r>
+        <w:rPr>
+          <w:rFonts w:ascii="굴림" w:eastAsia="굴림" w:hAnsi="굴림" w:cs="굴림"/>
+          <w:sz w:val="24"/>
+          <w:szCs w:val="24"/>
+        </w:rPr>
+        <w:t xml:space="preserve"> 번째 자리: 남은 1명 선택 → </w:t>
       </w:r>
       <w:r>
         <w:rPr>
@@ -7021,6 +7300,7 @@
         </w:rPr>
         <w:t xml:space="preserve">　</w:t>
       </w:r>
+      <w:proofErr w:type="gramStart"/>
       <w:r>
         <w:rPr>
           <w:rStyle w:val="a8"/>
@@ -7054,11 +7334,13 @@
         </w:rPr>
         <w:t>번째</w:t>
       </w:r>
+      <w:proofErr w:type="gramEnd"/>
     </w:p>
     <w:p>
       <w:pPr>
         <w:spacing w:line="240" w:lineRule="auto"/>
       </w:pPr>
+      <w:proofErr w:type="spellStart"/>
       <w:r>
         <w:rPr>
           <w:rFonts w:hint="eastAsia"/>
@@ -7071,6 +7353,7 @@
         </w:rPr>
         <w:t>자리</w:t>
       </w:r>
+      <w:proofErr w:type="spellEnd"/>
       <w:r>
         <w:rPr>
           <w:rFonts w:hint="eastAsia"/>
@@ -7132,19 +7415,29 @@
         <w:t>_</w:t>
       </w:r>
       <w:r>
-        <w:t xml:space="preserve">      …  </w:t>
+        <w:t xml:space="preserve">      </w:t>
+      </w:r>
+      <w:proofErr w:type="gramStart"/>
+      <w:r>
+        <w:t>…</w:t>
+      </w:r>
+      <w:proofErr w:type="gramEnd"/>
+      <w:r>
+        <w:t xml:space="preserve">  </w:t>
       </w:r>
     </w:p>
     <w:p>
       <w:pPr>
         <w:spacing w:line="240" w:lineRule="auto"/>
       </w:pPr>
+      <w:proofErr w:type="spellStart"/>
       <w:r>
         <w:rPr>
           <w:rFonts w:hint="eastAsia"/>
         </w:rPr>
         <w:t>가지수</w:t>
       </w:r>
+      <w:proofErr w:type="spellEnd"/>
       <w:r>
         <w:rPr>
           <w:rFonts w:hint="eastAsia"/>
@@ -8118,13 +8411,21 @@
         <w:t>와</w:t>
       </w:r>
       <w:r>
-        <w:t xml:space="preserve"> C, A</w:t>
-      </w:r>
-      <w:r>
-        <w:t xml:space="preserve"> </w:t>
-      </w:r>
-      <w:r>
-        <w:t>, B</w:t>
+        <w:t xml:space="preserve"> C, </w:t>
+      </w:r>
+      <w:proofErr w:type="gramStart"/>
+      <w:r>
+        <w:t>A</w:t>
+      </w:r>
+      <w:r>
+        <w:t xml:space="preserve"> </w:t>
+      </w:r>
+      <w:r>
+        <w:t>,</w:t>
+      </w:r>
+      <w:proofErr w:type="gramEnd"/>
+      <w:r>
+        <w:t xml:space="preserve"> B</w:t>
       </w:r>
       <w:r>
         <w:t>는</w:t>
@@ -8202,7 +8503,21 @@
         <w:rPr>
           <w:rStyle w:val="katex-mathml"/>
         </w:rPr>
-        <w:t xml:space="preserve">n * (n-1) …  n – r + 1 </w:t>
+        <w:t xml:space="preserve">n * (n-1) </w:t>
+      </w:r>
+      <w:proofErr w:type="gramStart"/>
+      <w:r>
+        <w:rPr>
+          <w:rStyle w:val="katex-mathml"/>
+        </w:rPr>
+        <w:t>…</w:t>
+      </w:r>
+      <w:proofErr w:type="gramEnd"/>
+      <w:r>
+        <w:rPr>
+          <w:rStyle w:val="katex-mathml"/>
+        </w:rPr>
+        <w:t xml:space="preserve">  n – r + 1 </w:t>
       </w:r>
       <w:r>
         <w:rPr>
@@ -8445,7 +8760,21 @@
         <w:rPr>
           <w:rStyle w:val="katex-mathml"/>
         </w:rPr>
-        <w:t xml:space="preserve">                  r !                    3 x 2 x 1    </w:t>
+        <w:t xml:space="preserve">                  </w:t>
+      </w:r>
+      <w:proofErr w:type="gramStart"/>
+      <w:r>
+        <w:rPr>
+          <w:rStyle w:val="katex-mathml"/>
+        </w:rPr>
+        <w:t>r !</w:t>
+      </w:r>
+      <w:proofErr w:type="gramEnd"/>
+      <w:r>
+        <w:rPr>
+          <w:rStyle w:val="katex-mathml"/>
+        </w:rPr>
+        <w:t xml:space="preserve">                    3 x 2 x 1    </w:t>
       </w:r>
       <w:r>
         <w:rPr>
@@ -8642,7 +8971,15 @@
         <w:t>간주</w:t>
       </w:r>
       <w:r>
-        <w:t xml:space="preserve"> (ab = ba)</w:t>
+        <w:t xml:space="preserve"> (ab = </w:t>
+      </w:r>
+      <w:proofErr w:type="spellStart"/>
+      <w:r>
+        <w:t>ba</w:t>
+      </w:r>
+      <w:proofErr w:type="spellEnd"/>
+      <w:r>
+        <w:t>)</w:t>
       </w:r>
     </w:p>
     <w:p>
@@ -8873,6 +9210,7 @@
           <w:sz w:val="50"/>
           <w:szCs w:val="50"/>
         </w:rPr>
+        <w:lastRenderedPageBreak/>
         <w:t>확률</w:t>
       </w:r>
     </w:p>
@@ -10429,14 +10767,25 @@
         </w:rPr>
         <w:t>덧셈</w:t>
       </w:r>
-      <w:r>
-        <w:rPr>
-          <w:rFonts w:ascii="Consolas" w:hAnsi="Consolas"/>
-          <w:color w:val="000000"/>
-          <w:sz w:val="22"/>
-          <w:szCs w:val="22"/>
-        </w:rPr>
-        <w:t>) : p + q</w:t>
+      <w:proofErr w:type="gramStart"/>
+      <w:r>
+        <w:rPr>
+          <w:rFonts w:ascii="Consolas" w:hAnsi="Consolas"/>
+          <w:color w:val="000000"/>
+          <w:sz w:val="22"/>
+          <w:szCs w:val="22"/>
+        </w:rPr>
+        <w:t>) :</w:t>
+      </w:r>
+      <w:proofErr w:type="gramEnd"/>
+      <w:r>
+        <w:rPr>
+          <w:rFonts w:ascii="Consolas" w:hAnsi="Consolas"/>
+          <w:color w:val="000000"/>
+          <w:sz w:val="22"/>
+          <w:szCs w:val="22"/>
+        </w:rPr>
+        <w:t xml:space="preserve"> p + q</w:t>
       </w:r>
     </w:p>
     <w:p>
@@ -10608,14 +10957,25 @@
         </w:rPr>
         <w:t>곱셈</w:t>
       </w:r>
-      <w:r>
-        <w:rPr>
-          <w:rFonts w:ascii="Consolas" w:hAnsi="Consolas"/>
-          <w:color w:val="000000"/>
-          <w:sz w:val="22"/>
-          <w:szCs w:val="22"/>
-        </w:rPr>
-        <w:t>) : p * q</w:t>
+      <w:proofErr w:type="gramStart"/>
+      <w:r>
+        <w:rPr>
+          <w:rFonts w:ascii="Consolas" w:hAnsi="Consolas"/>
+          <w:color w:val="000000"/>
+          <w:sz w:val="22"/>
+          <w:szCs w:val="22"/>
+        </w:rPr>
+        <w:t>) :</w:t>
+      </w:r>
+      <w:proofErr w:type="gramEnd"/>
+      <w:r>
+        <w:rPr>
+          <w:rFonts w:ascii="Consolas" w:hAnsi="Consolas"/>
+          <w:color w:val="000000"/>
+          <w:sz w:val="22"/>
+          <w:szCs w:val="22"/>
+        </w:rPr>
+        <w:t xml:space="preserve"> p * q</w:t>
       </w:r>
     </w:p>
     <w:p>
@@ -11001,6 +11361,7 @@
         </w:rPr>
         <w:t xml:space="preserve">　　</w:t>
       </w:r>
+      <w:proofErr w:type="gramStart"/>
       <w:r>
         <w:rPr>
           <w:rFonts w:ascii="굴림" w:eastAsia="굴림" w:hAnsi="Symbol" w:cs="굴림"/>
@@ -11015,7 +11376,16 @@
           <w:sz w:val="24"/>
           <w:szCs w:val="24"/>
         </w:rPr>
-        <w:t xml:space="preserve">  주사위를 </w:t>
+        <w:t xml:space="preserve">  주사위를</w:t>
+      </w:r>
+      <w:proofErr w:type="gramEnd"/>
+      <w:r>
+        <w:rPr>
+          <w:rFonts w:ascii="굴림" w:eastAsia="굴림" w:hAnsi="굴림" w:cs="굴림"/>
+          <w:sz w:val="24"/>
+          <w:szCs w:val="24"/>
+        </w:rPr>
+        <w:t xml:space="preserve"> </w:t>
       </w:r>
       <w:r>
         <w:rPr>
@@ -11053,6 +11423,7 @@
         </w:rPr>
         <w:t xml:space="preserve">　　</w:t>
       </w:r>
+      <w:proofErr w:type="gramStart"/>
       <w:r>
         <w:rPr>
           <w:rFonts w:ascii="굴림" w:eastAsia="굴림" w:hAnsi="Symbol" w:cs="굴림"/>
@@ -11067,7 +11438,16 @@
           <w:sz w:val="24"/>
           <w:szCs w:val="24"/>
         </w:rPr>
-        <w:t xml:space="preserve">  첫 번째 주사위가</w:t>
+        <w:t xml:space="preserve">  첫</w:t>
+      </w:r>
+      <w:proofErr w:type="gramEnd"/>
+      <w:r>
+        <w:rPr>
+          <w:rFonts w:ascii="굴림" w:eastAsia="굴림" w:hAnsi="굴림" w:cs="굴림"/>
+          <w:sz w:val="24"/>
+          <w:szCs w:val="24"/>
+        </w:rPr>
+        <w:t xml:space="preserve"> 번째 주사위가</w:t>
       </w:r>
       <w:r>
         <w:rPr>
@@ -11091,6 +11471,7 @@
         </w:rPr>
         <w:t xml:space="preserve">　　</w:t>
       </w:r>
+      <w:proofErr w:type="gramStart"/>
       <w:r>
         <w:rPr>
           <w:rFonts w:hAnsi="Symbol"/>
@@ -11098,7 +11479,11 @@
         <w:t></w:t>
       </w:r>
       <w:r>
-        <w:t xml:space="preserve">  두 번째 주사위가</w:t>
+        <w:t xml:space="preserve">  두</w:t>
+      </w:r>
+      <w:proofErr w:type="gramEnd"/>
+      <w:r>
+        <w:t xml:space="preserve"> 번째 주사위가</w:t>
       </w:r>
       <w:r>
         <w:rPr>
@@ -11194,7 +11579,44 @@
           <w:sz w:val="24"/>
           <w:szCs w:val="24"/>
         </w:rPr>
-        <w:t>다섯 명의 친구가 오랜만에 만났다. 이들은 서로의 안부를 묻고 인사를 하는데, 인사는 일대일로만 할 수 있다. 즉, 한 사람은 한 번에 한 명의 친구와만 인사를 할 수 있다. 둘이 일대일로 서로 인사를 하는데 정확히 1분이 걸린다고 할 때, 모든 쌍이 일대일로 서로 인사를 하기 위해 필요한 최소 시간은 얼마일까?</w:t>
+        <w:lastRenderedPageBreak/>
+        <w:t xml:space="preserve">다섯 명의 친구가 오랜만에 만났다. 이들은 서로의 안부를 묻고 인사를 하는데, 인사는 </w:t>
+      </w:r>
+      <w:proofErr w:type="spellStart"/>
+      <w:r>
+        <w:rPr>
+          <w:rFonts w:asciiTheme="minorHAnsi" w:eastAsiaTheme="minorHAnsi" w:hAnsiTheme="minorHAnsi"/>
+          <w:sz w:val="24"/>
+          <w:szCs w:val="24"/>
+        </w:rPr>
+        <w:t>일대일로만</w:t>
+      </w:r>
+      <w:proofErr w:type="spellEnd"/>
+      <w:r>
+        <w:rPr>
+          <w:rFonts w:asciiTheme="minorHAnsi" w:eastAsiaTheme="minorHAnsi" w:hAnsiTheme="minorHAnsi"/>
+          <w:sz w:val="24"/>
+          <w:szCs w:val="24"/>
+        </w:rPr>
+        <w:t xml:space="preserve"> 할 수 있다. 즉, 한 사람은 한 번에 한 명의 </w:t>
+      </w:r>
+      <w:proofErr w:type="spellStart"/>
+      <w:r>
+        <w:rPr>
+          <w:rFonts w:asciiTheme="minorHAnsi" w:eastAsiaTheme="minorHAnsi" w:hAnsiTheme="minorHAnsi"/>
+          <w:sz w:val="24"/>
+          <w:szCs w:val="24"/>
+        </w:rPr>
+        <w:t>친구와만</w:t>
+      </w:r>
+      <w:proofErr w:type="spellEnd"/>
+      <w:r>
+        <w:rPr>
+          <w:rFonts w:asciiTheme="minorHAnsi" w:eastAsiaTheme="minorHAnsi" w:hAnsiTheme="minorHAnsi"/>
+          <w:sz w:val="24"/>
+          <w:szCs w:val="24"/>
+        </w:rPr>
+        <w:t xml:space="preserve"> 인사를 할 수 있다. 둘이 일대일로 서로 인사를 하는데 정확히 1분이 걸린다고 할 때, 모든 쌍이 일대일로 서로 인사를 하기 위해 필요한 최소 시간은 얼마일까?</w:t>
       </w:r>
       <w:r>
         <w:rPr>
@@ -11885,7 +12307,6 @@
         <w:rPr>
           <w:rFonts w:asciiTheme="majorHAnsi" w:eastAsiaTheme="majorHAnsi" w:hAnsiTheme="majorHAnsi"/>
         </w:rPr>
-        <w:lastRenderedPageBreak/>
         <w:t xml:space="preserve">영문 알파벳 세 개 {a, b, c}로 길이 10인 문자열을 만들려고 한다. 문자열에 세 글자가 모두 등장할 필요는 없다. </w:t>
       </w:r>
     </w:p>
@@ -11902,6 +12323,7 @@
         <w:rPr>
           <w:rFonts w:asciiTheme="majorHAnsi" w:eastAsiaTheme="majorHAnsi" w:hAnsiTheme="majorHAnsi"/>
         </w:rPr>
+        <w:lastRenderedPageBreak/>
         <w:t>단, b 바로 다음에는 a가 올 수 없고, c 바로 다음에는 a, b가 올 수 없다.</w:t>
       </w:r>
       <w:r>
@@ -11969,8 +12391,16 @@
               <w:rPr>
                 <w:rFonts w:asciiTheme="majorHAnsi" w:eastAsiaTheme="majorHAnsi" w:hAnsiTheme="majorHAnsi" w:cs="Consolas"/>
               </w:rPr>
-              <w:t>①aaaaabbccc</w:t>
+              <w:t>①</w:t>
             </w:r>
+            <w:proofErr w:type="spellStart"/>
+            <w:r>
+              <w:rPr>
+                <w:rFonts w:asciiTheme="majorHAnsi" w:eastAsiaTheme="majorHAnsi" w:hAnsiTheme="majorHAnsi" w:cs="Consolas"/>
+              </w:rPr>
+              <w:t>aaaaabbccc</w:t>
+            </w:r>
+            <w:proofErr w:type="spellEnd"/>
           </w:p>
         </w:tc>
         <w:tc>
@@ -12002,8 +12432,16 @@
               <w:rPr>
                 <w:rFonts w:asciiTheme="majorHAnsi" w:eastAsiaTheme="majorHAnsi" w:hAnsiTheme="majorHAnsi" w:cs="Consolas"/>
               </w:rPr>
-              <w:t>② aaaaabcccc</w:t>
+              <w:t xml:space="preserve">② </w:t>
             </w:r>
+            <w:proofErr w:type="spellStart"/>
+            <w:r>
+              <w:rPr>
+                <w:rFonts w:asciiTheme="majorHAnsi" w:eastAsiaTheme="majorHAnsi" w:hAnsiTheme="majorHAnsi" w:cs="Consolas"/>
+              </w:rPr>
+              <w:t>aaaaabcccc</w:t>
+            </w:r>
+            <w:proofErr w:type="spellEnd"/>
           </w:p>
         </w:tc>
         <w:tc>
@@ -12035,8 +12473,16 @@
               <w:rPr>
                 <w:rFonts w:asciiTheme="majorHAnsi" w:eastAsiaTheme="majorHAnsi" w:hAnsiTheme="majorHAnsi" w:cs="Consolas"/>
               </w:rPr>
-              <w:t>③aaaaaccccc</w:t>
+              <w:t>③</w:t>
             </w:r>
+            <w:proofErr w:type="spellStart"/>
+            <w:r>
+              <w:rPr>
+                <w:rFonts w:asciiTheme="majorHAnsi" w:eastAsiaTheme="majorHAnsi" w:hAnsiTheme="majorHAnsi" w:cs="Consolas"/>
+              </w:rPr>
+              <w:t>aaaaaccccc</w:t>
+            </w:r>
+            <w:proofErr w:type="spellEnd"/>
           </w:p>
         </w:tc>
         <w:tc>
@@ -12068,8 +12514,16 @@
               <w:rPr>
                 <w:rFonts w:asciiTheme="majorHAnsi" w:eastAsiaTheme="majorHAnsi" w:hAnsiTheme="majorHAnsi" w:cs="Consolas"/>
               </w:rPr>
-              <w:t>④ aaaabbbbbb</w:t>
+              <w:t xml:space="preserve">④ </w:t>
             </w:r>
+            <w:proofErr w:type="spellStart"/>
+            <w:r>
+              <w:rPr>
+                <w:rFonts w:asciiTheme="majorHAnsi" w:eastAsiaTheme="majorHAnsi" w:hAnsiTheme="majorHAnsi" w:cs="Consolas"/>
+              </w:rPr>
+              <w:t>aaaabbbbbb</w:t>
+            </w:r>
+            <w:proofErr w:type="spellEnd"/>
           </w:p>
         </w:tc>
         <w:tc>
@@ -12101,8 +12555,16 @@
               <w:rPr>
                 <w:rFonts w:asciiTheme="majorHAnsi" w:eastAsiaTheme="majorHAnsi" w:hAnsiTheme="majorHAnsi" w:cs="Consolas"/>
               </w:rPr>
-              <w:t>⑤aaaabbbbbc</w:t>
+              <w:t>⑤</w:t>
             </w:r>
+            <w:proofErr w:type="spellStart"/>
+            <w:r>
+              <w:rPr>
+                <w:rFonts w:asciiTheme="majorHAnsi" w:eastAsiaTheme="majorHAnsi" w:hAnsiTheme="majorHAnsi" w:cs="Consolas"/>
+              </w:rPr>
+              <w:t>aaaabbbbbc</w:t>
+            </w:r>
+            <w:proofErr w:type="spellEnd"/>
           </w:p>
         </w:tc>
       </w:tr>
@@ -12174,7 +12636,21 @@
         <w:rPr>
           <w:rFonts w:asciiTheme="majorHAnsi" w:eastAsiaTheme="majorHAnsi" w:hAnsiTheme="majorHAnsi"/>
         </w:rPr>
-        <w:t>즉, A를 1, B를 2, ..., Z를 26에 대응시키자.</w:t>
+        <w:t>즉, A를 1, B를 2</w:t>
+      </w:r>
+      <w:proofErr w:type="gramStart"/>
+      <w:r>
+        <w:rPr>
+          <w:rFonts w:asciiTheme="majorHAnsi" w:eastAsiaTheme="majorHAnsi" w:hAnsiTheme="majorHAnsi"/>
+        </w:rPr>
+        <w:t>, ...</w:t>
+      </w:r>
+      <w:proofErr w:type="gramEnd"/>
+      <w:r>
+        <w:rPr>
+          <w:rFonts w:asciiTheme="majorHAnsi" w:eastAsiaTheme="majorHAnsi" w:hAnsiTheme="majorHAnsi"/>
+        </w:rPr>
+        <w:t>, Z를 26에 대응시키자.</w:t>
       </w:r>
     </w:p>
     <w:p>
@@ -13291,64 +13767,90 @@
           <w:sz w:val="24"/>
           <w:szCs w:val="24"/>
         </w:rPr>
+        <w:t xml:space="preserve">직소 퍼즐의 각 조각은 </w:t>
+      </w:r>
+      <w:proofErr w:type="spellStart"/>
+      <w:r>
+        <w:rPr>
+          <w:rFonts w:ascii="맑은 고딕" w:eastAsia="맑은 고딕" w:hAnsi="맑은 고딕" w:cs="맑은 고딕" w:hint="eastAsia"/>
+          <w:sz w:val="24"/>
+          <w:szCs w:val="24"/>
+        </w:rPr>
+        <w:t>변마다</w:t>
+      </w:r>
+      <w:proofErr w:type="spellEnd"/>
+      <w:r>
+        <w:rPr>
+          <w:rFonts w:ascii="맑은 고딕" w:eastAsia="맑은 고딕" w:hAnsi="맑은 고딕" w:cs="맑은 고딕" w:hint="eastAsia"/>
+          <w:sz w:val="24"/>
+          <w:szCs w:val="24"/>
+        </w:rPr>
+        <w:t xml:space="preserve"> 홀이 있거나 튀어나온 부분을 갖는다. (단, 완성된 퍼즐의 테두리를 구성하는 조각은 고려하지 않는다.)</w:t>
+      </w:r>
+      <w:r>
+        <w:rPr>
+          <w:rFonts w:ascii="맑은 고딕" w:eastAsia="맑은 고딕" w:hAnsi="맑은 고딕" w:cs="맑은 고딕"/>
+          <w:sz w:val="24"/>
+          <w:szCs w:val="24"/>
+        </w:rPr>
+        <w:t xml:space="preserve"> </w:t>
+      </w:r>
+      <w:r>
+        <w:rPr>
+          <w:rFonts w:ascii="맑은 고딕" w:eastAsia="맑은 고딕" w:hAnsi="맑은 고딕" w:cs="맑은 고딕" w:hint="eastAsia"/>
+          <w:sz w:val="24"/>
+          <w:szCs w:val="24"/>
+        </w:rPr>
+        <w:t>모든 홀은 동일한 형태이고, 모든 튀어나온 부분도 동일한 형태로 가정한다.</w:t>
+      </w:r>
+      <w:r>
+        <w:rPr>
+          <w:rFonts w:ascii="맑은 고딕" w:eastAsia="맑은 고딕" w:hAnsi="맑은 고딕" w:cs="맑은 고딕"/>
+          <w:sz w:val="24"/>
+          <w:szCs w:val="24"/>
+        </w:rPr>
+        <w:t xml:space="preserve"> </w:t>
+      </w:r>
+      <w:r>
+        <w:rPr>
+          <w:rFonts w:ascii="맑은 고딕" w:eastAsia="맑은 고딕" w:hAnsi="맑은 고딕" w:cs="맑은 고딕" w:hint="eastAsia"/>
+          <w:sz w:val="24"/>
+          <w:szCs w:val="24"/>
+        </w:rPr>
+        <w:t>각 조각이 육각형 모양인 경우 서로 다른 형태의 조각은 최대 몇 개인가</w:t>
+      </w:r>
+      <w:r>
+        <w:rPr>
+          <w:rFonts w:ascii="맑은 고딕" w:eastAsia="맑은 고딕" w:hAnsi="맑은 고딕" w:cs="맑은 고딕" w:hint="eastAsia"/>
+          <w:sz w:val="24"/>
+          <w:szCs w:val="24"/>
+        </w:rPr>
+        <w:t>?</w:t>
+      </w:r>
+      <w:r>
+        <w:rPr>
+          <w:rFonts w:ascii="맑은 고딕" w:eastAsia="맑은 고딕" w:hAnsi="맑은 고딕" w:cs="맑은 고딕"/>
+          <w:sz w:val="24"/>
+          <w:szCs w:val="24"/>
+        </w:rPr>
+        <w:t xml:space="preserve"> </w:t>
+      </w:r>
+      <w:r>
+        <w:rPr>
+          <w:rFonts w:ascii="맑은 고딕" w:eastAsia="맑은 고딕" w:hAnsi="맑은 고딕" w:cs="맑은 고딕" w:hint="eastAsia"/>
+          <w:sz w:val="24"/>
+          <w:szCs w:val="24"/>
+        </w:rPr>
+        <w:t xml:space="preserve">단, 조각을 </w:t>
+      </w:r>
+      <w:r>
+        <w:rPr>
+          <w:rFonts w:ascii="맑은 고딕" w:eastAsia="맑은 고딕" w:hAnsi="맑은 고딕" w:cs="맑은 고딕" w:hint="eastAsia"/>
+          <w:sz w:val="24"/>
+          <w:szCs w:val="24"/>
+        </w:rPr>
         <w:lastRenderedPageBreak/>
-        <w:t>직소 퍼즐의 각 조각은 변마다 홀이 있거나 튀어나온 부분을 갖는다. (단, 완성된 퍼즐의 테두리를 구성하는 조각은 고려하지 않는다.)</w:t>
-      </w:r>
-      <w:r>
-        <w:rPr>
-          <w:rFonts w:ascii="맑은 고딕" w:eastAsia="맑은 고딕" w:hAnsi="맑은 고딕" w:cs="맑은 고딕"/>
-          <w:sz w:val="24"/>
-          <w:szCs w:val="24"/>
-        </w:rPr>
-        <w:t xml:space="preserve"> </w:t>
-      </w:r>
-      <w:r>
-        <w:rPr>
-          <w:rFonts w:ascii="맑은 고딕" w:eastAsia="맑은 고딕" w:hAnsi="맑은 고딕" w:cs="맑은 고딕" w:hint="eastAsia"/>
-          <w:sz w:val="24"/>
-          <w:szCs w:val="24"/>
-        </w:rPr>
-        <w:t>모든 홀은 동일한 형태이고, 모든 튀어나온 부분도 동일한 형태로 가정한다.</w:t>
-      </w:r>
-      <w:r>
-        <w:rPr>
-          <w:rFonts w:ascii="맑은 고딕" w:eastAsia="맑은 고딕" w:hAnsi="맑은 고딕" w:cs="맑은 고딕"/>
-          <w:sz w:val="24"/>
-          <w:szCs w:val="24"/>
-        </w:rPr>
-        <w:t xml:space="preserve"> </w:t>
-      </w:r>
-      <w:r>
-        <w:rPr>
-          <w:rFonts w:ascii="맑은 고딕" w:eastAsia="맑은 고딕" w:hAnsi="맑은 고딕" w:cs="맑은 고딕" w:hint="eastAsia"/>
-          <w:sz w:val="24"/>
-          <w:szCs w:val="24"/>
-        </w:rPr>
-        <w:t>각 조각이 육각형 모양인 경우 서로 다른 형태의 조각은 최대 몇 개인가</w:t>
-      </w:r>
-      <w:r>
-        <w:rPr>
-          <w:rFonts w:ascii="맑은 고딕" w:eastAsia="맑은 고딕" w:hAnsi="맑은 고딕" w:cs="맑은 고딕" w:hint="eastAsia"/>
-          <w:sz w:val="24"/>
-          <w:szCs w:val="24"/>
-        </w:rPr>
-        <w:t>?</w:t>
-      </w:r>
-      <w:r>
-        <w:rPr>
-          <w:rFonts w:ascii="맑은 고딕" w:eastAsia="맑은 고딕" w:hAnsi="맑은 고딕" w:cs="맑은 고딕"/>
-          <w:sz w:val="24"/>
-          <w:szCs w:val="24"/>
-        </w:rPr>
-        <w:t xml:space="preserve"> </w:t>
-      </w:r>
-      <w:r>
-        <w:rPr>
-          <w:rFonts w:ascii="맑은 고딕" w:eastAsia="맑은 고딕" w:hAnsi="맑은 고딕" w:cs="맑은 고딕" w:hint="eastAsia"/>
-          <w:sz w:val="24"/>
-          <w:szCs w:val="24"/>
-        </w:rPr>
-        <w:t>단, 조각을 회전하여 겹치는 경우는 같은 형태이나, 조각을 뒤집을 수는 없다.</w:t>
+        <w:t>회전하여 겹치는 경우는 같은 형태이나, 조각을 뒤집을 수는 없다.</w:t>
       </w:r>
       <w:r>
         <w:rPr>
@@ -13681,7 +14183,7 @@
     <w:p>
       <w:pPr>
         <w:rPr>
-          <w:rFonts w:ascii="Consolas" w:eastAsiaTheme="minorHAnsi" w:hAnsi="Consolas" w:cs="Consolas" w:hint="eastAsia"/>
+          <w:rFonts w:ascii="Consolas" w:eastAsiaTheme="minorHAnsi" w:hAnsi="Consolas" w:cs="Consolas"/>
           <w:sz w:val="24"/>
           <w:szCs w:val="24"/>
         </w:rPr>
@@ -14644,7 +15146,7 @@
     <w:p>
       <w:pPr>
         <w:rPr>
-          <w:rFonts w:ascii="Consolas" w:eastAsiaTheme="minorHAnsi" w:hAnsi="Consolas" w:cs="Consolas" w:hint="eastAsia"/>
+          <w:rFonts w:ascii="Consolas" w:eastAsiaTheme="minorHAnsi" w:hAnsi="Consolas" w:cs="Consolas"/>
           <w:b/>
           <w:bCs/>
           <w:color w:val="FF0000"/>
@@ -14682,7 +15184,6 @@
           <w:sz w:val="24"/>
           <w:szCs w:val="24"/>
         </w:rPr>
-        <w:lastRenderedPageBreak/>
         <w:t xml:space="preserve"> </w:t>
       </w:r>
       <w:r>
@@ -15506,9 +16007,6 @@
       <w:pPr>
         <w:pStyle w:val="a7"/>
         <w:ind w:leftChars="0" w:left="400"/>
-        <w:rPr>
-          <w:rFonts w:hint="eastAsia"/>
-        </w:rPr>
       </w:pPr>
       <w:r>
         <w:rPr>
@@ -15516,6 +16014,7 @@
           <w:sz w:val="24"/>
           <w:szCs w:val="24"/>
         </w:rPr>
+        <w:lastRenderedPageBreak/>
         <w:t>우승자를</w:t>
       </w:r>
       <w:r>
@@ -15935,8 +16434,6 @@
               </w:rPr>
               <w:t xml:space="preserve">: </w:t>
             </w:r>
-            <w:bookmarkStart w:id="0" w:name="_GoBack"/>
-            <w:bookmarkEnd w:id="0"/>
           </w:p>
         </w:tc>
         <w:tc>
@@ -16082,7 +16579,7 @@
     <w:p>
       <w:pPr>
         <w:rPr>
-          <w:rFonts w:ascii="Consolas" w:eastAsiaTheme="minorHAnsi" w:hAnsi="Consolas" w:cs="Consolas" w:hint="eastAsia"/>
+          <w:rFonts w:ascii="Consolas" w:eastAsiaTheme="minorHAnsi" w:hAnsi="Consolas" w:cs="Consolas"/>
           <w:sz w:val="24"/>
           <w:szCs w:val="24"/>
         </w:rPr>
@@ -16093,7 +16590,7 @@
       <w:headerReference w:type="default" r:id="rId10"/>
       <w:footerReference w:type="even" r:id="rId11"/>
       <w:footerReference w:type="default" r:id="rId12"/>
-      <w:pgSz w:w="12240" w:h="15840"/>
+      <w:pgSz w:w="11906" w:h="16838" w:code="9"/>
       <w:pgMar w:top="1440" w:right="1440" w:bottom="1440" w:left="1440" w:header="720" w:footer="720" w:gutter="0"/>
       <w:pgNumType w:start="1"/>
       <w:cols w:space="720"/>
@@ -16104,7 +16601,7 @@
 </file>
 
 <file path=word/endnotes.xml><?xml version="1.0" encoding="utf-8"?>
-<w:endnotes xmlns:wpc="http://schemas.microsoft.com/office/word/2010/wordprocessingCanvas" xmlns:cx="http://schemas.microsoft.com/office/drawing/2014/chartex" xmlns:cx1="http://schemas.microsoft.com/office/drawing/2015/9/8/chartex" xmlns:mc="http://schemas.openxmlformats.org/markup-compatibility/2006" xmlns:o="urn:schemas-microsoft-com:office:office" xmlns:r="http://schemas.openxmlformats.org/officeDocument/2006/relationships" xmlns:m="http://schemas.openxmlformats.org/officeDocument/2006/math" xmlns:v="urn:schemas-microsoft-com:vml" xmlns:wp14="http://schemas.microsoft.com/office/word/2010/wordprocessingDrawing" xmlns:wp="http://schemas.openxmlformats.org/drawingml/2006/wordprocessingDrawing" xmlns:w10="urn:schemas-microsoft-com:office:word" xmlns:w="http://schemas.openxmlformats.org/wordprocessingml/2006/main" xmlns:w14="http://schemas.microsoft.com/office/word/2010/wordml" xmlns:w15="http://schemas.microsoft.com/office/word/2012/wordml" xmlns:w16se="http://schemas.microsoft.com/office/word/2015/wordml/symex" xmlns:wpg="http://schemas.microsoft.com/office/word/2010/wordprocessingGroup" xmlns:wpi="http://schemas.microsoft.com/office/word/2010/wordprocessingInk" xmlns:wne="http://schemas.microsoft.com/office/word/2006/wordml" xmlns:wps="http://schemas.microsoft.com/office/word/2010/wordprocessingShape" mc:Ignorable="w14 w15 w16se wp14">
+<w:endnotes xmlns:wpc="http://schemas.microsoft.com/office/word/2010/wordprocessingCanvas" xmlns:cx="http://schemas.microsoft.com/office/drawing/2014/chartex" xmlns:mc="http://schemas.openxmlformats.org/markup-compatibility/2006" xmlns:o="urn:schemas-microsoft-com:office:office" xmlns:r="http://schemas.openxmlformats.org/officeDocument/2006/relationships" xmlns:m="http://schemas.openxmlformats.org/officeDocument/2006/math" xmlns:v="urn:schemas-microsoft-com:vml" xmlns:wp14="http://schemas.microsoft.com/office/word/2010/wordprocessingDrawing" xmlns:wp="http://schemas.openxmlformats.org/drawingml/2006/wordprocessingDrawing" xmlns:w10="urn:schemas-microsoft-com:office:word" xmlns:w="http://schemas.openxmlformats.org/wordprocessingml/2006/main" xmlns:w14="http://schemas.microsoft.com/office/word/2010/wordml" xmlns:w15="http://schemas.microsoft.com/office/word/2012/wordml" xmlns:w16se="http://schemas.microsoft.com/office/word/2015/wordml/symex" xmlns:wpg="http://schemas.microsoft.com/office/word/2010/wordprocessingGroup" xmlns:wpi="http://schemas.microsoft.com/office/word/2010/wordprocessingInk" xmlns:wne="http://schemas.microsoft.com/office/word/2006/wordml" xmlns:wps="http://schemas.microsoft.com/office/word/2010/wordprocessingShape" mc:Ignorable="w14 w15 w16se wp14">
   <w:endnote w:type="separator" w:id="-1">
     <w:p>
       <w:pPr>
@@ -16129,7 +16626,7 @@
 </file>
 
 <file path=word/footer1.xml><?xml version="1.0" encoding="utf-8"?>
-<w:ftr xmlns:wpc="http://schemas.microsoft.com/office/word/2010/wordprocessingCanvas" xmlns:cx="http://schemas.microsoft.com/office/drawing/2014/chartex" xmlns:cx1="http://schemas.microsoft.com/office/drawing/2015/9/8/chartex" xmlns:mc="http://schemas.openxmlformats.org/markup-compatibility/2006" xmlns:o="urn:schemas-microsoft-com:office:office" xmlns:r="http://schemas.openxmlformats.org/officeDocument/2006/relationships" xmlns:m="http://schemas.openxmlformats.org/officeDocument/2006/math" xmlns:v="urn:schemas-microsoft-com:vml" xmlns:wp14="http://schemas.microsoft.com/office/word/2010/wordprocessingDrawing" xmlns:wp="http://schemas.openxmlformats.org/drawingml/2006/wordprocessingDrawing" xmlns:w10="urn:schemas-microsoft-com:office:word" xmlns:w="http://schemas.openxmlformats.org/wordprocessingml/2006/main" xmlns:w14="http://schemas.microsoft.com/office/word/2010/wordml" xmlns:w15="http://schemas.microsoft.com/office/word/2012/wordml" xmlns:w16se="http://schemas.microsoft.com/office/word/2015/wordml/symex" xmlns:wpg="http://schemas.microsoft.com/office/word/2010/wordprocessingGroup" xmlns:wpi="http://schemas.microsoft.com/office/word/2010/wordprocessingInk" xmlns:wne="http://schemas.microsoft.com/office/word/2006/wordml" xmlns:wps="http://schemas.microsoft.com/office/word/2010/wordprocessingShape" mc:Ignorable="w14 w15 w16se wp14">
+<w:ftr xmlns:wpc="http://schemas.microsoft.com/office/word/2010/wordprocessingCanvas" xmlns:cx="http://schemas.microsoft.com/office/drawing/2014/chartex" xmlns:mc="http://schemas.openxmlformats.org/markup-compatibility/2006" xmlns:o="urn:schemas-microsoft-com:office:office" xmlns:r="http://schemas.openxmlformats.org/officeDocument/2006/relationships" xmlns:m="http://schemas.openxmlformats.org/officeDocument/2006/math" xmlns:v="urn:schemas-microsoft-com:vml" xmlns:wp14="http://schemas.microsoft.com/office/word/2010/wordprocessingDrawing" xmlns:wp="http://schemas.openxmlformats.org/drawingml/2006/wordprocessingDrawing" xmlns:w10="urn:schemas-microsoft-com:office:word" xmlns:w="http://schemas.openxmlformats.org/wordprocessingml/2006/main" xmlns:w14="http://schemas.microsoft.com/office/word/2010/wordml" xmlns:w15="http://schemas.microsoft.com/office/word/2012/wordml" xmlns:w16se="http://schemas.microsoft.com/office/word/2015/wordml/symex" xmlns:wpg="http://schemas.microsoft.com/office/word/2010/wordprocessingGroup" xmlns:wpi="http://schemas.microsoft.com/office/word/2010/wordprocessingInk" xmlns:wne="http://schemas.microsoft.com/office/word/2006/wordml" xmlns:wps="http://schemas.microsoft.com/office/word/2010/wordprocessingShape" mc:Ignorable="w14 w15 w16se wp14">
   <w:p>
     <w:pPr>
       <w:pStyle w:val="a4"/>
@@ -16190,7 +16687,7 @@
                 <w:bCs/>
                 <w:noProof/>
               </w:rPr>
-              <w:t>10</w:t>
+              <w:t>4</w:t>
             </w:r>
             <w:r>
               <w:rPr>
@@ -16332,7 +16829,7 @@
 </file>
 
 <file path=word/footer2.xml><?xml version="1.0" encoding="utf-8"?>
-<w:ftr xmlns:wpc="http://schemas.microsoft.com/office/word/2010/wordprocessingCanvas" xmlns:cx="http://schemas.microsoft.com/office/drawing/2014/chartex" xmlns:cx1="http://schemas.microsoft.com/office/drawing/2015/9/8/chartex" xmlns:mc="http://schemas.openxmlformats.org/markup-compatibility/2006" xmlns:o="urn:schemas-microsoft-com:office:office" xmlns:r="http://schemas.openxmlformats.org/officeDocument/2006/relationships" xmlns:m="http://schemas.openxmlformats.org/officeDocument/2006/math" xmlns:v="urn:schemas-microsoft-com:vml" xmlns:wp14="http://schemas.microsoft.com/office/word/2010/wordprocessingDrawing" xmlns:wp="http://schemas.openxmlformats.org/drawingml/2006/wordprocessingDrawing" xmlns:w10="urn:schemas-microsoft-com:office:word" xmlns:w="http://schemas.openxmlformats.org/wordprocessingml/2006/main" xmlns:w14="http://schemas.microsoft.com/office/word/2010/wordml" xmlns:w15="http://schemas.microsoft.com/office/word/2012/wordml" xmlns:w16se="http://schemas.microsoft.com/office/word/2015/wordml/symex" xmlns:wpg="http://schemas.microsoft.com/office/word/2010/wordprocessingGroup" xmlns:wpi="http://schemas.microsoft.com/office/word/2010/wordprocessingInk" xmlns:wne="http://schemas.microsoft.com/office/word/2006/wordml" xmlns:wps="http://schemas.microsoft.com/office/word/2010/wordprocessingShape" mc:Ignorable="w14 w15 w16se wp14">
+<w:ftr xmlns:wpc="http://schemas.microsoft.com/office/word/2010/wordprocessingCanvas" xmlns:cx="http://schemas.microsoft.com/office/drawing/2014/chartex" xmlns:mc="http://schemas.openxmlformats.org/markup-compatibility/2006" xmlns:o="urn:schemas-microsoft-com:office:office" xmlns:r="http://schemas.openxmlformats.org/officeDocument/2006/relationships" xmlns:m="http://schemas.openxmlformats.org/officeDocument/2006/math" xmlns:v="urn:schemas-microsoft-com:vml" xmlns:wp14="http://schemas.microsoft.com/office/word/2010/wordprocessingDrawing" xmlns:wp="http://schemas.openxmlformats.org/drawingml/2006/wordprocessingDrawing" xmlns:w10="urn:schemas-microsoft-com:office:word" xmlns:w="http://schemas.openxmlformats.org/wordprocessingml/2006/main" xmlns:w14="http://schemas.microsoft.com/office/word/2010/wordml" xmlns:w15="http://schemas.microsoft.com/office/word/2012/wordml" xmlns:w16se="http://schemas.microsoft.com/office/word/2015/wordml/symex" xmlns:wpg="http://schemas.microsoft.com/office/word/2010/wordprocessingGroup" xmlns:wpi="http://schemas.microsoft.com/office/word/2010/wordprocessingInk" xmlns:wne="http://schemas.microsoft.com/office/word/2006/wordml" xmlns:wps="http://schemas.microsoft.com/office/word/2010/wordprocessingShape" mc:Ignorable="w14 w15 w16se wp14">
   <w:p>
     <w:pPr>
       <w:pStyle w:val="a4"/>
@@ -16394,7 +16891,7 @@
                 <w:bCs/>
                 <w:noProof/>
               </w:rPr>
-              <w:t>9</w:t>
+              <w:t>3</w:t>
             </w:r>
             <w:r>
               <w:rPr>
@@ -16534,7 +17031,7 @@
 </file>
 
 <file path=word/footnotes.xml><?xml version="1.0" encoding="utf-8"?>
-<w:footnotes xmlns:wpc="http://schemas.microsoft.com/office/word/2010/wordprocessingCanvas" xmlns:cx="http://schemas.microsoft.com/office/drawing/2014/chartex" xmlns:cx1="http://schemas.microsoft.com/office/drawing/2015/9/8/chartex" xmlns:mc="http://schemas.openxmlformats.org/markup-compatibility/2006" xmlns:o="urn:schemas-microsoft-com:office:office" xmlns:r="http://schemas.openxmlformats.org/officeDocument/2006/relationships" xmlns:m="http://schemas.openxmlformats.org/officeDocument/2006/math" xmlns:v="urn:schemas-microsoft-com:vml" xmlns:wp14="http://schemas.microsoft.com/office/word/2010/wordprocessingDrawing" xmlns:wp="http://schemas.openxmlformats.org/drawingml/2006/wordprocessingDrawing" xmlns:w10="urn:schemas-microsoft-com:office:word" xmlns:w="http://schemas.openxmlformats.org/wordprocessingml/2006/main" xmlns:w14="http://schemas.microsoft.com/office/word/2010/wordml" xmlns:w15="http://schemas.microsoft.com/office/word/2012/wordml" xmlns:w16se="http://schemas.microsoft.com/office/word/2015/wordml/symex" xmlns:wpg="http://schemas.microsoft.com/office/word/2010/wordprocessingGroup" xmlns:wpi="http://schemas.microsoft.com/office/word/2010/wordprocessingInk" xmlns:wne="http://schemas.microsoft.com/office/word/2006/wordml" xmlns:wps="http://schemas.microsoft.com/office/word/2010/wordprocessingShape" mc:Ignorable="w14 w15 w16se wp14">
+<w:footnotes xmlns:wpc="http://schemas.microsoft.com/office/word/2010/wordprocessingCanvas" xmlns:cx="http://schemas.microsoft.com/office/drawing/2014/chartex" xmlns:mc="http://schemas.openxmlformats.org/markup-compatibility/2006" xmlns:o="urn:schemas-microsoft-com:office:office" xmlns:r="http://schemas.openxmlformats.org/officeDocument/2006/relationships" xmlns:m="http://schemas.openxmlformats.org/officeDocument/2006/math" xmlns:v="urn:schemas-microsoft-com:vml" xmlns:wp14="http://schemas.microsoft.com/office/word/2010/wordprocessingDrawing" xmlns:wp="http://schemas.openxmlformats.org/drawingml/2006/wordprocessingDrawing" xmlns:w10="urn:schemas-microsoft-com:office:word" xmlns:w="http://schemas.openxmlformats.org/wordprocessingml/2006/main" xmlns:w14="http://schemas.microsoft.com/office/word/2010/wordml" xmlns:w15="http://schemas.microsoft.com/office/word/2012/wordml" xmlns:w16se="http://schemas.microsoft.com/office/word/2015/wordml/symex" xmlns:wpg="http://schemas.microsoft.com/office/word/2010/wordprocessingGroup" xmlns:wpi="http://schemas.microsoft.com/office/word/2010/wordprocessingInk" xmlns:wne="http://schemas.microsoft.com/office/word/2006/wordml" xmlns:wps="http://schemas.microsoft.com/office/word/2010/wordprocessingShape" mc:Ignorable="w14 w15 w16se wp14">
   <w:footnote w:type="separator" w:id="-1">
     <w:p>
       <w:pPr>
@@ -16559,17 +17056,19 @@
 </file>
 
 <file path=word/header1.xml><?xml version="1.0" encoding="utf-8"?>
-<w:hdr xmlns:wpc="http://schemas.microsoft.com/office/word/2010/wordprocessingCanvas" xmlns:cx="http://schemas.microsoft.com/office/drawing/2014/chartex" xmlns:cx1="http://schemas.microsoft.com/office/drawing/2015/9/8/chartex" xmlns:mc="http://schemas.openxmlformats.org/markup-compatibility/2006" xmlns:o="urn:schemas-microsoft-com:office:office" xmlns:r="http://schemas.openxmlformats.org/officeDocument/2006/relationships" xmlns:m="http://schemas.openxmlformats.org/officeDocument/2006/math" xmlns:v="urn:schemas-microsoft-com:vml" xmlns:wp14="http://schemas.microsoft.com/office/word/2010/wordprocessingDrawing" xmlns:wp="http://schemas.openxmlformats.org/drawingml/2006/wordprocessingDrawing" xmlns:w10="urn:schemas-microsoft-com:office:word" xmlns:w="http://schemas.openxmlformats.org/wordprocessingml/2006/main" xmlns:w14="http://schemas.microsoft.com/office/word/2010/wordml" xmlns:w15="http://schemas.microsoft.com/office/word/2012/wordml" xmlns:w16se="http://schemas.microsoft.com/office/word/2015/wordml/symex" xmlns:wpg="http://schemas.microsoft.com/office/word/2010/wordprocessingGroup" xmlns:wpi="http://schemas.microsoft.com/office/word/2010/wordprocessingInk" xmlns:wne="http://schemas.microsoft.com/office/word/2006/wordml" xmlns:wps="http://schemas.microsoft.com/office/word/2010/wordprocessingShape" mc:Ignorable="w14 w15 w16se wp14">
+<w:hdr xmlns:wpc="http://schemas.microsoft.com/office/word/2010/wordprocessingCanvas" xmlns:cx="http://schemas.microsoft.com/office/drawing/2014/chartex" xmlns:mc="http://schemas.openxmlformats.org/markup-compatibility/2006" xmlns:o="urn:schemas-microsoft-com:office:office" xmlns:r="http://schemas.openxmlformats.org/officeDocument/2006/relationships" xmlns:m="http://schemas.openxmlformats.org/officeDocument/2006/math" xmlns:v="urn:schemas-microsoft-com:vml" xmlns:wp14="http://schemas.microsoft.com/office/word/2010/wordprocessingDrawing" xmlns:wp="http://schemas.openxmlformats.org/drawingml/2006/wordprocessingDrawing" xmlns:w10="urn:schemas-microsoft-com:office:word" xmlns:w="http://schemas.openxmlformats.org/wordprocessingml/2006/main" xmlns:w14="http://schemas.microsoft.com/office/word/2010/wordml" xmlns:w15="http://schemas.microsoft.com/office/word/2012/wordml" xmlns:w16se="http://schemas.microsoft.com/office/word/2015/wordml/symex" xmlns:wpg="http://schemas.microsoft.com/office/word/2010/wordprocessingGroup" xmlns:wpi="http://schemas.microsoft.com/office/word/2010/wordprocessingInk" xmlns:wne="http://schemas.microsoft.com/office/word/2006/wordml" xmlns:wps="http://schemas.microsoft.com/office/word/2010/wordprocessingShape" mc:Ignorable="w14 w15 w16se wp14">
   <w:p>
     <w:pPr>
       <w:pStyle w:val="a3"/>
     </w:pPr>
+    <w:proofErr w:type="spellStart"/>
     <w:r>
       <w:rPr>
         <w:rFonts w:hint="eastAsia"/>
       </w:rPr>
       <w:t>대회준비도</w:t>
     </w:r>
+    <w:proofErr w:type="spellEnd"/>
     <w:r>
       <w:t xml:space="preserve"> </w:t>
     </w:r>
@@ -16579,18 +17078,22 @@
     <w:r>
       <w:t xml:space="preserve"> </w:t>
     </w:r>
+    <w:proofErr w:type="spellStart"/>
+    <w:proofErr w:type="gramStart"/>
     <w:r>
       <w:t>두잉창의코딩</w:t>
     </w:r>
+    <w:proofErr w:type="spellEnd"/>
     <w:r>
       <w:t xml:space="preserve"> !</w:t>
     </w:r>
+    <w:proofErr w:type="gramEnd"/>
   </w:p>
 </w:hdr>
 </file>
 
 <file path=word/header2.xml><?xml version="1.0" encoding="utf-8"?>
-<w:hdr xmlns:wpc="http://schemas.microsoft.com/office/word/2010/wordprocessingCanvas" xmlns:cx="http://schemas.microsoft.com/office/drawing/2014/chartex" xmlns:cx1="http://schemas.microsoft.com/office/drawing/2015/9/8/chartex" xmlns:mc="http://schemas.openxmlformats.org/markup-compatibility/2006" xmlns:o="urn:schemas-microsoft-com:office:office" xmlns:r="http://schemas.openxmlformats.org/officeDocument/2006/relationships" xmlns:m="http://schemas.openxmlformats.org/officeDocument/2006/math" xmlns:v="urn:schemas-microsoft-com:vml" xmlns:wp14="http://schemas.microsoft.com/office/word/2010/wordprocessingDrawing" xmlns:wp="http://schemas.openxmlformats.org/drawingml/2006/wordprocessingDrawing" xmlns:w10="urn:schemas-microsoft-com:office:word" xmlns:w="http://schemas.openxmlformats.org/wordprocessingml/2006/main" xmlns:w14="http://schemas.microsoft.com/office/word/2010/wordml" xmlns:w15="http://schemas.microsoft.com/office/word/2012/wordml" xmlns:w16se="http://schemas.microsoft.com/office/word/2015/wordml/symex" xmlns:wpg="http://schemas.microsoft.com/office/word/2010/wordprocessingGroup" xmlns:wpi="http://schemas.microsoft.com/office/word/2010/wordprocessingInk" xmlns:wne="http://schemas.microsoft.com/office/word/2006/wordml" xmlns:wps="http://schemas.microsoft.com/office/word/2010/wordprocessingShape" mc:Ignorable="w14 w15 w16se wp14">
+<w:hdr xmlns:wpc="http://schemas.microsoft.com/office/word/2010/wordprocessingCanvas" xmlns:cx="http://schemas.microsoft.com/office/drawing/2014/chartex" xmlns:mc="http://schemas.openxmlformats.org/markup-compatibility/2006" xmlns:o="urn:schemas-microsoft-com:office:office" xmlns:r="http://schemas.openxmlformats.org/officeDocument/2006/relationships" xmlns:m="http://schemas.openxmlformats.org/officeDocument/2006/math" xmlns:v="urn:schemas-microsoft-com:vml" xmlns:wp14="http://schemas.microsoft.com/office/word/2010/wordprocessingDrawing" xmlns:wp="http://schemas.openxmlformats.org/drawingml/2006/wordprocessingDrawing" xmlns:w10="urn:schemas-microsoft-com:office:word" xmlns:w="http://schemas.openxmlformats.org/wordprocessingml/2006/main" xmlns:w14="http://schemas.microsoft.com/office/word/2010/wordml" xmlns:w15="http://schemas.microsoft.com/office/word/2012/wordml" xmlns:w16se="http://schemas.microsoft.com/office/word/2015/wordml/symex" xmlns:wpg="http://schemas.microsoft.com/office/word/2010/wordprocessingGroup" xmlns:wpi="http://schemas.microsoft.com/office/word/2010/wordprocessingInk" xmlns:wne="http://schemas.microsoft.com/office/word/2006/wordml" xmlns:wps="http://schemas.microsoft.com/office/word/2010/wordprocessingShape" mc:Ignorable="w14 w15 w16se wp14">
   <w:p>
     <w:pPr>
       <w:pStyle w:val="a3"/>
@@ -16669,7 +17172,7 @@
 </file>
 
 <file path=word/numbering.xml><?xml version="1.0" encoding="utf-8"?>
-<w:numbering xmlns:wpc="http://schemas.microsoft.com/office/word/2010/wordprocessingCanvas" xmlns:cx="http://schemas.microsoft.com/office/drawing/2014/chartex" xmlns:cx1="http://schemas.microsoft.com/office/drawing/2015/9/8/chartex" xmlns:mc="http://schemas.openxmlformats.org/markup-compatibility/2006" xmlns:o="urn:schemas-microsoft-com:office:office" xmlns:r="http://schemas.openxmlformats.org/officeDocument/2006/relationships" xmlns:m="http://schemas.openxmlformats.org/officeDocument/2006/math" xmlns:v="urn:schemas-microsoft-com:vml" xmlns:wp14="http://schemas.microsoft.com/office/word/2010/wordprocessingDrawing" xmlns:wp="http://schemas.openxmlformats.org/drawingml/2006/wordprocessingDrawing" xmlns:w10="urn:schemas-microsoft-com:office:word" xmlns:w="http://schemas.openxmlformats.org/wordprocessingml/2006/main" xmlns:w14="http://schemas.microsoft.com/office/word/2010/wordml" xmlns:w15="http://schemas.microsoft.com/office/word/2012/wordml" xmlns:w16se="http://schemas.microsoft.com/office/word/2015/wordml/symex" xmlns:wpg="http://schemas.microsoft.com/office/word/2010/wordprocessingGroup" xmlns:wpi="http://schemas.microsoft.com/office/word/2010/wordprocessingInk" xmlns:wne="http://schemas.microsoft.com/office/word/2006/wordml" xmlns:wps="http://schemas.microsoft.com/office/word/2010/wordprocessingShape" mc:Ignorable="w14 w15 w16se wp14">
+<w:numbering xmlns:wpc="http://schemas.microsoft.com/office/word/2010/wordprocessingCanvas" xmlns:cx="http://schemas.microsoft.com/office/drawing/2014/chartex" xmlns:mc="http://schemas.openxmlformats.org/markup-compatibility/2006" xmlns:o="urn:schemas-microsoft-com:office:office" xmlns:r="http://schemas.openxmlformats.org/officeDocument/2006/relationships" xmlns:m="http://schemas.openxmlformats.org/officeDocument/2006/math" xmlns:v="urn:schemas-microsoft-com:vml" xmlns:wp14="http://schemas.microsoft.com/office/word/2010/wordprocessingDrawing" xmlns:wp="http://schemas.openxmlformats.org/drawingml/2006/wordprocessingDrawing" xmlns:w10="urn:schemas-microsoft-com:office:word" xmlns:w="http://schemas.openxmlformats.org/wordprocessingml/2006/main" xmlns:w14="http://schemas.microsoft.com/office/word/2010/wordml" xmlns:w15="http://schemas.microsoft.com/office/word/2012/wordml" xmlns:w16se="http://schemas.microsoft.com/office/word/2015/wordml/symex" xmlns:wpg="http://schemas.microsoft.com/office/word/2010/wordprocessingGroup" xmlns:wpi="http://schemas.microsoft.com/office/word/2010/wordprocessingInk" xmlns:wne="http://schemas.microsoft.com/office/word/2006/wordml" xmlns:wps="http://schemas.microsoft.com/office/word/2010/wordprocessingShape" mc:Ignorable="w14 w15 w16se wp14">
   <w:abstractNum w:abstractNumId="0" w15:restartNumberingAfterBreak="0">
     <w:nsid w:val="05443210"/>
     <w:multiLevelType w:val="multilevel"/>
@@ -22645,15 +23148,6 @@
   </w:num>
   <w:num w:numId="50">
     <w:abstractNumId w:val="27"/>
-    <w:lvlOverride w:ilvl="0"/>
-    <w:lvlOverride w:ilvl="1"/>
-    <w:lvlOverride w:ilvl="2"/>
-    <w:lvlOverride w:ilvl="3"/>
-    <w:lvlOverride w:ilvl="4"/>
-    <w:lvlOverride w:ilvl="5"/>
-    <w:lvlOverride w:ilvl="6"/>
-    <w:lvlOverride w:ilvl="7"/>
-    <w:lvlOverride w:ilvl="8"/>
   </w:num>
 </w:numbering>
 </file>
